--- a/az/scientists/CV/Word/Asgerova_Sevinj_CV_AZ.docx
+++ b/az/scientists/CV/Word/Asgerova_Sevinj_CV_AZ.docx
@@ -439,7 +439,7 @@
           <w:sz w:val="21"/>
           <w:szCs w:val="21"/>
         </w:rPr>
-        <w:t>Sevinc Əsgərova Moskvada N. I. Piroqov adına Rusiya Milli Tədqiqat Tibb Universitetinin professoru və baş elmi işçisidir. CV-də ixtisası həkim və oftalmoloq-cərrah kimi verilir. 2005-ci ildə Moskvada S. N. Fyodorov adına Göz mikrocerrahiyyəsi kompleksində doktorluq dissertasiyası müdafiə edib. CV-də 18 ixtira patenti, 15 səmərələşdirici təklif və 140-dan çox elmi məqalə və tezis qeyd olunur, siyahı verilmir. Hippokrat və V. İ. Vernadski qızıl medalları və Əməkdar elm və təhsil xadimi adı da göstərilir.</w:t>
+        <w:t>Sevinc Əsgərova Moskvada N. I. Piroqov adına Rusiya Milli Tədqiqat Tibb Universitetinin professoru və baş elmi işçisidir. ixtisası həkim və oftalmoloq-cərrah kimi verilir. 2005-ci ildə Moskvada S. N. Fyodorov adına Göz mikrocerrahiyyəsi kompleksində doktorluq dissertasiyası müdafiə edib. 18 ixtira patenti, 15 səmərələşdirici təklif və 140-dan çox elmi məqalə və tezis qeyd olunur, siyahı verilmir. Hippokrat və V. İ. Vernadski qızıl medalları və Əməkdar elm və təhsil xadimi adı da göstərilir.</w:t>
       </w:r>
     </w:p>
     <w:p>
@@ -1243,7 +1243,7 @@
                 <w:sz w:val="21"/>
                 <w:szCs w:val="21"/>
               </w:rPr>
-              <w:t>CV</w:t>
+              <w:t>Özü tərəfindən</w:t>
             </w:r>
           </w:p>
         </w:tc>
@@ -1347,7 +1347,7 @@
                 <w:sz w:val="21"/>
                 <w:szCs w:val="21"/>
               </w:rPr>
-              <w:t>CV</w:t>
+              <w:t>Özü tərəfindən</w:t>
             </w:r>
           </w:p>
         </w:tc>
@@ -1451,7 +1451,7 @@
                 <w:sz w:val="21"/>
                 <w:szCs w:val="21"/>
               </w:rPr>
-              <w:t>CV</w:t>
+              <w:t>Özü tərəfindən</w:t>
             </w:r>
           </w:p>
         </w:tc>
